--- a/private-7f3a9b2c8e/docs/onepager.docx
+++ b/private-7f3a9b2c8e/docs/onepager.docx
@@ -952,7 +952,7 @@
         <w:t xml:space="preserve"> </w:t>
       </w:r>
       <w:r>
-        <w:t xml:space="preserve">Аслан КАА · idriskaaa@gmail.com · aslankaa.com</w:t>
+        <w:t xml:space="preserve">Аслан КАА · aslankaa@yandex.ru · aslankaa.com</w:t>
       </w:r>
     </w:p>
     <w:p>
